--- a/Rohan-Adhia-Resume.docx
+++ b/Rohan-Adhia-Resume.docx
@@ -12,8 +12,8 @@
         <w:tblLook w:val="0000" w:firstRow="0" w:lastRow="0" w:firstColumn="0" w:lastColumn="0" w:noHBand="0" w:noVBand="0"/>
       </w:tblPr>
       <w:tblGrid>
-        <w:gridCol w:w="7655"/>
-        <w:gridCol w:w="2251"/>
+        <w:gridCol w:w="7630"/>
+        <w:gridCol w:w="2276"/>
       </w:tblGrid>
       <w:tr>
         <w:tc>
@@ -222,9 +222,9 @@
                 <w:noProof/>
               </w:rPr>
               <w:drawing>
-                <wp:inline distT="0" distB="0" distL="0" distR="0" wp14:anchorId="2FFC28F7" wp14:editId="1812E45B">
-                  <wp:extent cx="1379855" cy="1379855"/>
-                  <wp:effectExtent l="0" t="0" r="0" b="0"/>
+                <wp:inline distT="0" distB="0" distL="0" distR="0" wp14:anchorId="2FFC28F7" wp14:editId="4FCAC94F">
+                  <wp:extent cx="1398270" cy="1398270"/>
+                  <wp:effectExtent l="19050" t="19050" r="27940" b="11430"/>
                   <wp:docPr id="1" name="Picture 1"/>
                   <wp:cNvGraphicFramePr>
                     <a:graphicFrameLocks xmlns:a="http://schemas.openxmlformats.org/drawingml/2006/main" noChangeAspect="1"/>
@@ -246,6 +246,7 @@
                               </a:ext>
                             </a:extLst>
                           </a:blip>
+                          <a:srcRect/>
                           <a:stretch>
                             <a:fillRect/>
                           </a:stretch>
@@ -253,11 +254,17 @@
                         <pic:spPr bwMode="auto">
                           <a:xfrm>
                             <a:off x="0" y="0"/>
-                            <a:ext cx="1387498" cy="1387498"/>
+                            <a:ext cx="1398270" cy="1398270"/>
                           </a:xfrm>
-                          <a:prstGeom prst="rect">
+                          <a:prstGeom prst="ellipse">
                             <a:avLst/>
                           </a:prstGeom>
+                          <a:ln w="12700" cap="rnd">
+                            <a:solidFill>
+                              <a:srgbClr val="000F47"/>
+                            </a:solidFill>
+                          </a:ln>
+                          <a:effectLst/>
                         </pic:spPr>
                       </pic:pic>
                     </a:graphicData>
@@ -338,7 +345,15 @@
         <w:t xml:space="preserve">full-time dedicated to the </w:t>
       </w:r>
       <w:r>
-        <w:t>Construction practice, with a demonstrated track record of translating complex, high-volume datasets into actionable intelligence that informs underwriting strategy, placement optimisation, and senior executive decision-making.</w:t>
+        <w:t xml:space="preserve">Construction practice, with a demonstrated track record of translating complex, high-volume datasets into actionable intelligence that informs underwriting strategy, placement </w:t>
+      </w:r>
+      <w:proofErr w:type="spellStart"/>
+      <w:r>
+        <w:t>optimisation</w:t>
+      </w:r>
+      <w:proofErr w:type="spellEnd"/>
+      <w:r>
+        <w:t>, and senior executive decision-making.</w:t>
       </w:r>
     </w:p>
     <w:p>
@@ -529,7 +544,15 @@
         <w:spacing w:before="28" w:after="28"/>
       </w:pPr>
       <w:r>
-        <w:t>Authored and maintain the Global Insurance Market Index (GIMI) – UK Edition, analysing insurance rate movements across product lines to generate market intelligence and support the firm's competitive positioning.</w:t>
+        <w:t xml:space="preserve">Authored and maintain the Global Insurance Market Index (GIMI) – UK Edition, </w:t>
+      </w:r>
+      <w:proofErr w:type="spellStart"/>
+      <w:r>
+        <w:t>analysing</w:t>
+      </w:r>
+      <w:proofErr w:type="spellEnd"/>
+      <w:r>
+        <w:t xml:space="preserve"> insurance rate movements across product lines to generate market intelligence and support the firm's competitive positioning.</w:t>
       </w:r>
     </w:p>
     <w:p>
@@ -542,7 +565,15 @@
         <w:spacing w:before="28" w:after="28"/>
       </w:pPr>
       <w:r>
-        <w:t>Lead end-to-end data transformation programmes encompassing data cleansing, structural modelling, and the development of dynamic analytical dashboards and management information reports.</w:t>
+        <w:t xml:space="preserve">Lead end-to-end data transformation </w:t>
+      </w:r>
+      <w:proofErr w:type="spellStart"/>
+      <w:r>
+        <w:t>programmes</w:t>
+      </w:r>
+      <w:proofErr w:type="spellEnd"/>
+      <w:r>
+        <w:t xml:space="preserve"> encompassing data cleansing, structural modelling, and the development of dynamic analytical dashboards and management information reports.</w:t>
       </w:r>
     </w:p>
     <w:p>
@@ -555,7 +586,15 @@
         <w:spacing w:before="28" w:after="28"/>
       </w:pPr>
       <w:r>
-        <w:t>Deploy an advanced technology stack — Power BI, Databricks, Alteryx, QlikView, SQL, Python, Power Apps, Power Query, Power Automate, and JavaScript — across analytics, market trend analysis, process optimisation, and placement data capture.</w:t>
+        <w:t xml:space="preserve">Deploy an advanced technology stack — Power BI, Databricks, Alteryx, QlikView, SQL, Python, Power Apps, Power Query, Power Automate, and JavaScript — across analytics, market trend analysis, process </w:t>
+      </w:r>
+      <w:proofErr w:type="spellStart"/>
+      <w:r>
+        <w:t>optimisation</w:t>
+      </w:r>
+      <w:proofErr w:type="spellEnd"/>
+      <w:r>
+        <w:t>, and placement data capture.</w:t>
       </w:r>
     </w:p>
     <w:p>
@@ -820,7 +859,15 @@
         <w:spacing w:before="28" w:after="28"/>
       </w:pPr>
       <w:r>
-        <w:t>Served as a certified Microsoft Excel Mentor, designing and delivering training programmes for intermediate-level employees across the business.</w:t>
+        <w:t xml:space="preserve">Served as a certified Microsoft Excel Mentor, designing and delivering training </w:t>
+      </w:r>
+      <w:proofErr w:type="spellStart"/>
+      <w:r>
+        <w:t>programmes</w:t>
+      </w:r>
+      <w:proofErr w:type="spellEnd"/>
+      <w:r>
+        <w:t xml:space="preserve"> for intermediate-level employees across the business.</w:t>
       </w:r>
     </w:p>
     <w:p>
@@ -882,7 +929,15 @@
         <w:spacing w:before="28" w:after="28"/>
       </w:pPr>
       <w:r>
-        <w:t>Managed customer service communications via email within defined turnaround times, utilising MS Excel for data cleaning and transformation.</w:t>
+        <w:t xml:space="preserve">Managed customer service communications via email within defined turnaround times, </w:t>
+      </w:r>
+      <w:proofErr w:type="spellStart"/>
+      <w:r>
+        <w:t>utilising</w:t>
+      </w:r>
+      <w:proofErr w:type="spellEnd"/>
+      <w:r>
+        <w:t xml:space="preserve"> MS Excel for data cleaning and transformation.</w:t>
       </w:r>
     </w:p>
     <w:p>
@@ -982,8 +1037,21 @@
         </w:numPr>
         <w:spacing w:before="28" w:after="28"/>
       </w:pPr>
-      <w:r>
-        <w:t>Recognised within six months of joining via the Ignite Programme, covering Interpersonal Development, Operations Management, Time Management, and Client Experience Management.</w:t>
+      <w:proofErr w:type="spellStart"/>
+      <w:r>
+        <w:t>Recognised</w:t>
+      </w:r>
+      <w:proofErr w:type="spellEnd"/>
+      <w:r>
+        <w:t xml:space="preserve"> within six months of joining via the Ignite </w:t>
+      </w:r>
+      <w:proofErr w:type="spellStart"/>
+      <w:r>
+        <w:t>Programme</w:t>
+      </w:r>
+      <w:proofErr w:type="spellEnd"/>
+      <w:r>
+        <w:t>, covering Interpersonal Development, Operations Management, Time Management, and Client Experience Management.</w:t>
       </w:r>
     </w:p>
     <w:p>
@@ -1080,8 +1148,20 @@
                 <w:sz w:val="18"/>
                 <w:szCs w:val="18"/>
               </w:rPr>
-              <w:t>Analytics &amp; Visualisation</w:t>
-            </w:r>
+              <w:t xml:space="preserve">Analytics &amp; </w:t>
+            </w:r>
+            <w:proofErr w:type="spellStart"/>
+            <w:r>
+              <w:rPr>
+                <w:b/>
+                <w:bCs/>
+                <w:color w:val="000F47"/>
+                <w:sz w:val="18"/>
+                <w:szCs w:val="18"/>
+              </w:rPr>
+              <w:t>Visualisation</w:t>
+            </w:r>
+            <w:proofErr w:type="spellEnd"/>
           </w:p>
         </w:tc>
         <w:tc>
@@ -1492,6 +1572,9 @@
             </w:tcMar>
           </w:tcPr>
           <w:p>
+            <w:pPr>
+              <w:ind w:left="57"/>
+            </w:pPr>
             <w:r>
               <w:rPr>
                 <w:sz w:val="18"/>
@@ -1571,6 +1654,9 @@
             </w:tcMar>
           </w:tcPr>
           <w:p>
+            <w:pPr>
+              <w:ind w:left="57"/>
+            </w:pPr>
             <w:r>
               <w:rPr>
                 <w:sz w:val="18"/>
@@ -1650,6 +1736,9 @@
             </w:tcMar>
           </w:tcPr>
           <w:p>
+            <w:pPr>
+              <w:ind w:left="57"/>
+            </w:pPr>
             <w:r>
               <w:rPr>
                 <w:sz w:val="18"/>
@@ -1677,6 +1766,7 @@
             <w:pPr>
               <w:jc w:val="center"/>
             </w:pPr>
+            <w:proofErr w:type="spellStart"/>
             <w:r>
               <w:rPr>
                 <w:sz w:val="18"/>
@@ -1684,6 +1774,7 @@
               </w:rPr>
               <w:t>EduPristine</w:t>
             </w:r>
+            <w:proofErr w:type="spellEnd"/>
           </w:p>
         </w:tc>
         <w:tc>
@@ -1729,6 +1820,9 @@
             </w:tcMar>
           </w:tcPr>
           <w:p>
+            <w:pPr>
+              <w:ind w:left="57"/>
+            </w:pPr>
             <w:r>
               <w:rPr>
                 <w:sz w:val="18"/>

--- a/Rohan-Adhia-Resume.docx
+++ b/Rohan-Adhia-Resume.docx
@@ -123,7 +123,7 @@
                 <w:sz w:val="20"/>
                 <w:szCs w:val="20"/>
               </w:rPr>
-              <w:t>London &amp; UK Insurance Markets</w:t>
+              <w:t>London Insurance Market</w:t>
             </w:r>
           </w:p>
           <w:p>
@@ -371,7 +371,13 @@
         <w:t xml:space="preserve"> dynamic dashboard delivery and executive-level reporting. Adept at leading cross-functional initiatives, managing senior stakeholder relationships, and deploying an advanced technology stack to drive operational efficiency and competitive advantage. Holds a Chartered Insurance Institute (CII) qualification in London </w:t>
       </w:r>
       <w:r>
-        <w:t xml:space="preserve">Markets (LM1) </w:t>
+        <w:t>Market</w:t>
+      </w:r>
+      <w:r>
+        <w:t xml:space="preserve"> </w:t>
+      </w:r>
+      <w:r>
+        <w:t xml:space="preserve">(LM1) </w:t>
       </w:r>
       <w:r>
         <w:t>and an Alteryx Designer Core Certification.</w:t>
